--- a/DESTINATION-NIGERIA-BRAND-KIT/09_DOCUMENT_TEMPLATES/PRESS_AND_MEDIA/DN_Interview-Brief_A4.docx
+++ b/DESTINATION-NIGERIA-BRAND-KIT/09_DOCUMENT_TEMPLATES/PRESS_AND_MEDIA/DN_Interview-Brief_A4.docx
@@ -40,16 +40,16 @@
         <w:tblW w:type="auto" w:w="0"/>
         <w:tblLook w:firstColumn="1" w:firstRow="1" w:lastColumn="0" w:lastRow="0" w:noHBand="0" w:noVBand="1" w:val="04A0"/>
         <w:tblBorders>
-          <w:top w:val="single" w:sz="4" w:color="A9BFA9"/>
-          <w:left w:val="nil"/>
-          <w:bottom w:val="single" w:sz="4" w:color="A9BFA9"/>
-          <w:right w:val="nil"/>
-          <w:insideH w:val="single" w:sz="4" w:color="A9BFA9"/>
+          <w:top w:val="single" w:sz="4" w:color="E7DFCF"/>
+          <w:left w:val="nil"/>
+          <w:bottom w:val="single" w:sz="4" w:color="E7DFCF"/>
+          <w:right w:val="nil"/>
+          <w:insideH w:val="single" w:sz="4" w:color="E7DFCF"/>
           <w:insideV w:val="nil"/>
         </w:tblBorders>
         <w:tblCellMar>
           <w:top w:w="70" w:type="dxa"/>
-          <w:left w:w="100" w:type="dxa"/>
+          <w:left w:w="0" w:type="dxa"/>
           <w:bottom w:w="70" w:type="dxa"/>
           <w:right w:w="100" w:type="dxa"/>
         </w:tblCellMar>
@@ -62,7 +62,6 @@
         <w:tc>
           <w:tcPr>
             <w:tcW w:type="dxa" w:w="2154"/>
-            <w:shd w:val="clear" w:color="auto" w:fill="F5F0E6"/>
           </w:tcPr>
           <w:p>
             <w:pPr>
@@ -107,7 +106,6 @@
         <w:tc>
           <w:tcPr>
             <w:tcW w:type="dxa" w:w="2154"/>
-            <w:shd w:val="clear" w:color="auto" w:fill="F5F0E6"/>
           </w:tcPr>
           <w:p>
             <w:pPr>
@@ -152,7 +150,6 @@
         <w:tc>
           <w:tcPr>
             <w:tcW w:type="dxa" w:w="2154"/>
-            <w:shd w:val="clear" w:color="auto" w:fill="F5F0E6"/>
           </w:tcPr>
           <w:p>
             <w:pPr>
@@ -197,7 +194,6 @@
         <w:tc>
           <w:tcPr>
             <w:tcW w:type="dxa" w:w="2154"/>
-            <w:shd w:val="clear" w:color="auto" w:fill="F5F0E6"/>
           </w:tcPr>
           <w:p>
             <w:pPr>
@@ -242,7 +238,6 @@
         <w:tc>
           <w:tcPr>
             <w:tcW w:type="dxa" w:w="2154"/>
-            <w:shd w:val="clear" w:color="auto" w:fill="F5F0E6"/>
           </w:tcPr>
           <w:p>
             <w:pPr>
@@ -379,11 +374,11 @@
         <w:jc w:val="left"/>
         <w:tblLook w:firstColumn="1" w:firstRow="1" w:lastColumn="0" w:lastRow="0" w:noHBand="0" w:noVBand="1" w:val="04A0"/>
         <w:tblBorders>
-          <w:top w:val="single" w:sz="4" w:color="A9BFA9"/>
-          <w:left w:val="nil"/>
-          <w:bottom w:val="single" w:sz="4" w:color="A9BFA9"/>
-          <w:right w:val="nil"/>
-          <w:insideH w:val="single" w:sz="4" w:color="A9BFA9"/>
+          <w:top w:val="single" w:sz="4" w:color="E7DFCF"/>
+          <w:left w:val="nil"/>
+          <w:bottom w:val="single" w:sz="4" w:color="E7DFCF"/>
+          <w:right w:val="nil"/>
+          <w:insideH w:val="single" w:sz="4" w:color="E7DFCF"/>
           <w:insideV w:val="nil"/>
         </w:tblBorders>
         <w:tblCellMar>
@@ -404,7 +399,9 @@
         <w:tc>
           <w:tcPr>
             <w:tcW w:type="dxa" w:w="3969"/>
-            <w:shd w:val="clear" w:color="auto" w:fill="E7DFCF"/>
+            <w:tcBorders>
+              <w:bottom w:val="single" w:sz="8" w:color="103428"/>
+            </w:tcBorders>
           </w:tcPr>
           <w:p>
             <w:pPr>
@@ -423,7 +420,9 @@
         <w:tc>
           <w:tcPr>
             <w:tcW w:type="dxa" w:w="5443"/>
-            <w:shd w:val="clear" w:color="auto" w:fill="E7DFCF"/>
+            <w:tcBorders>
+              <w:bottom w:val="single" w:sz="8" w:color="103428"/>
+            </w:tcBorders>
           </w:tcPr>
           <w:p>
             <w:pPr>
@@ -672,11 +671,11 @@
         <w:jc w:val="left"/>
         <w:tblLook w:firstColumn="1" w:firstRow="1" w:lastColumn="0" w:lastRow="0" w:noHBand="0" w:noVBand="1" w:val="04A0"/>
         <w:tblBorders>
-          <w:top w:val="single" w:sz="4" w:color="A9BFA9"/>
-          <w:left w:val="nil"/>
-          <w:bottom w:val="single" w:sz="4" w:color="A9BFA9"/>
-          <w:right w:val="nil"/>
-          <w:insideH w:val="single" w:sz="4" w:color="A9BFA9"/>
+          <w:top w:val="single" w:sz="4" w:color="E7DFCF"/>
+          <w:left w:val="nil"/>
+          <w:bottom w:val="single" w:sz="4" w:color="E7DFCF"/>
+          <w:right w:val="nil"/>
+          <w:insideH w:val="single" w:sz="4" w:color="E7DFCF"/>
           <w:insideV w:val="nil"/>
         </w:tblBorders>
         <w:tblCellMar>
@@ -697,7 +696,9 @@
         <w:tc>
           <w:tcPr>
             <w:tcW w:type="dxa" w:w="5669"/>
-            <w:shd w:val="clear" w:color="auto" w:fill="E7DFCF"/>
+            <w:tcBorders>
+              <w:bottom w:val="single" w:sz="8" w:color="103428"/>
+            </w:tcBorders>
           </w:tcPr>
           <w:p>
             <w:pPr>
@@ -716,7 +717,9 @@
         <w:tc>
           <w:tcPr>
             <w:tcW w:type="dxa" w:w="3742"/>
-            <w:shd w:val="clear" w:color="auto" w:fill="E7DFCF"/>
+            <w:tcBorders>
+              <w:bottom w:val="single" w:sz="8" w:color="103428"/>
+            </w:tcBorders>
           </w:tcPr>
           <w:p>
             <w:pPr>
@@ -900,18 +903,18 @@
         <w:tblW w:type="auto" w:w="0"/>
         <w:tblLook w:firstColumn="1" w:firstRow="1" w:lastColumn="0" w:lastRow="0" w:noHBand="0" w:noVBand="1" w:val="04A0"/>
         <w:tblBorders>
-          <w:top w:val="nil"/>
-          <w:left w:val="nil"/>
-          <w:bottom w:val="nil"/>
-          <w:right w:val="nil"/>
-          <w:insideH w:val="single" w:sz="2" w:color="F5F0E6"/>
+          <w:top w:val="single" w:sz="6" w:color="103428"/>
+          <w:left w:val="nil"/>
+          <w:bottom w:val="single" w:sz="6" w:color="103428"/>
+          <w:right w:val="nil"/>
+          <w:insideH w:val="single" w:sz="6" w:color="103428"/>
           <w:insideV w:val="nil"/>
         </w:tblBorders>
         <w:tblCellMar>
-          <w:top w:w="160" w:type="dxa"/>
-          <w:left w:w="220" w:type="dxa"/>
-          <w:bottom w:w="160" w:type="dxa"/>
-          <w:right w:w="220" w:type="dxa"/>
+          <w:top w:w="120" w:type="dxa"/>
+          <w:left w:w="0" w:type="dxa"/>
+          <w:bottom w:w="140" w:type="dxa"/>
+          <w:right w:w="0" w:type="dxa"/>
         </w:tblCellMar>
       </w:tblPr>
       <w:tblGrid>
@@ -921,10 +924,6 @@
         <w:tc>
           <w:tcPr>
             <w:tcW w:type="dxa" w:w="9412"/>
-            <w:shd w:val="clear" w:color="auto" w:fill="F5F0E6"/>
-            <w:tcBorders>
-              <w:left w:val="single" w:sz="24" w:color="B4532A"/>
-            </w:tcBorders>
           </w:tcPr>
           <w:p>
             <w:pPr>
@@ -981,7 +980,7 @@
   <w:p>
     <w:pPr>
       <w:pBdr>
-        <w:top w:val="single" w:sz="4" w:space="6" w:color="A9BFA9"/>
+        <w:top w:val="single" w:sz="4" w:space="6" w:color="E7DFCF"/>
       </w:pBdr>
       <w:tabs>
         <w:tab w:pos="9412" w:val="right"/>
@@ -1003,7 +1002,7 @@
         <w:color w:val="5F6662"/>
         <w:sz w:val="15"/>
       </w:rPr>
-      <w:t xml:space="preserve">  ·  </w:t>
+      <w:t xml:space="preserve">   </w:t>
     </w:r>
     <w:r>
       <w:rPr>
@@ -1294,7 +1293,7 @@
   <w:docDefaults>
     <w:rPrDefault>
       <w:rPr>
-        <w:rFonts w:asciiTheme="minorHAnsi" w:eastAsiaTheme="minorEastAsia" w:hAnsiTheme="minorHAnsi" w:cstheme="minorBidi"/>
+        <w:rFonts w:ascii="Public Sans" w:hAnsi="Public Sans" w:cs="Public Sans" w:eastAsia="Public Sans"/>
         <w:sz w:val="22"/>
         <w:szCs w:val="22"/>
         <w:lang w:val="en-US" w:eastAsia="en-US" w:bidi="ar-SA"/>
@@ -1454,7 +1453,7 @@
       <w:spacing w:before="0" w:after="120" w:line="317" w:lineRule="auto"/>
     </w:pPr>
     <w:rPr>
-      <w:rFonts w:ascii="Inter" w:hAnsi="Inter" w:cs="Inter" w:eastAsia="Inter"/>
+      <w:rFonts w:ascii="Public Sans" w:hAnsi="Public Sans" w:cs="Public Sans" w:eastAsia="Public Sans"/>
       <w:b w:val="0"/>
       <w:i w:val="0"/>
       <w:color w:val="1B201E"/>
@@ -1516,16 +1515,16 @@
     <w:pPr>
       <w:keepNext/>
       <w:keepLines/>
-      <w:spacing w:before="360" w:after="120" w:line="264" w:lineRule="auto"/>
+      <w:spacing w:before="440" w:after="160" w:line="259" w:lineRule="auto"/>
       <w:outlineLvl w:val="0"/>
     </w:pPr>
     <w:rPr>
-      <w:rFonts w:asciiTheme="majorHAnsi" w:eastAsiaTheme="majorEastAsia" w:hAnsiTheme="majorHAnsi" w:cstheme="majorBidi" w:ascii="Playfair Display" w:hAnsi="Playfair Display" w:cs="Playfair Display" w:eastAsia="Playfair Display"/>
+      <w:rFonts w:ascii="Newsreader Display" w:hAnsi="Newsreader Display" w:cs="Newsreader Display" w:eastAsia="Newsreader Display"/>
       <w:b w:val="0"/>
       <w:bCs/>
       <w:i w:val="0"/>
       <w:color w:val="103428"/>
-      <w:sz w:val="40"/>
+      <w:sz w:val="44"/>
       <w:szCs w:val="28"/>
     </w:rPr>
   </w:style>
@@ -1545,12 +1544,12 @@
       <w:outlineLvl w:val="1"/>
     </w:pPr>
     <w:rPr>
-      <w:rFonts w:asciiTheme="majorHAnsi" w:eastAsiaTheme="majorEastAsia" w:hAnsiTheme="majorHAnsi" w:cstheme="majorBidi" w:ascii="Inter" w:hAnsi="Inter" w:cs="Inter" w:eastAsia="Inter"/>
-      <w:b/>
+      <w:rFonts w:ascii="Newsreader Display" w:hAnsi="Newsreader Display" w:cs="Newsreader Display" w:eastAsia="Newsreader Display"/>
+      <w:b w:val="0"/>
       <w:bCs/>
       <w:i w:val="0"/>
       <w:color w:val="103428"/>
-      <w:sz w:val="25"/>
+      <w:sz w:val="28"/>
       <w:szCs w:val="26"/>
     </w:rPr>
   </w:style>
@@ -1570,12 +1569,12 @@
       <w:outlineLvl w:val="2"/>
     </w:pPr>
     <w:rPr>
-      <w:rFonts w:asciiTheme="majorHAnsi" w:eastAsiaTheme="majorEastAsia" w:hAnsiTheme="majorHAnsi" w:cstheme="majorBidi" w:ascii="Inter" w:hAnsi="Inter" w:cs="Inter" w:eastAsia="Inter"/>
+      <w:rFonts w:ascii="Public Sans" w:hAnsi="Public Sans" w:cs="Public Sans" w:eastAsia="Public Sans"/>
       <w:b/>
       <w:bCs/>
       <w:i w:val="0"/>
-      <w:color w:val="2C5040"/>
-      <w:sz w:val="20"/>
+      <w:color w:val="103428"/>
+      <w:sz w:val="19"/>
     </w:rPr>
   </w:style>
   <w:style w:type="paragraph" w:styleId="Heading4">
@@ -1595,7 +1594,7 @@
       <w:outlineLvl w:val="3"/>
     </w:pPr>
     <w:rPr>
-      <w:rFonts w:asciiTheme="majorHAnsi" w:eastAsiaTheme="majorEastAsia" w:hAnsiTheme="majorHAnsi" w:cstheme="majorBidi"/>
+      <w:rFonts w:ascii="Newsreader Display" w:hAnsi="Newsreader Display" w:cs="Newsreader Display"/>
       <w:b/>
       <w:bCs/>
       <w:i/>
@@ -1620,7 +1619,7 @@
       <w:outlineLvl w:val="4"/>
     </w:pPr>
     <w:rPr>
-      <w:rFonts w:asciiTheme="majorHAnsi" w:eastAsiaTheme="majorEastAsia" w:hAnsiTheme="majorHAnsi" w:cstheme="majorBidi"/>
+      <w:rFonts w:ascii="Newsreader Display" w:hAnsi="Newsreader Display" w:cs="Newsreader Display"/>
       <w:color w:val="243F60" w:themeColor="accent1" w:themeShade="7F"/>
     </w:rPr>
   </w:style>
@@ -1641,7 +1640,7 @@
       <w:outlineLvl w:val="5"/>
     </w:pPr>
     <w:rPr>
-      <w:rFonts w:asciiTheme="majorHAnsi" w:eastAsiaTheme="majorEastAsia" w:hAnsiTheme="majorHAnsi" w:cstheme="majorBidi"/>
+      <w:rFonts w:ascii="Newsreader Display" w:hAnsi="Newsreader Display" w:cs="Newsreader Display"/>
       <w:i/>
       <w:iCs/>
       <w:color w:val="243F60" w:themeColor="accent1" w:themeShade="7F"/>
@@ -1664,7 +1663,7 @@
       <w:outlineLvl w:val="6"/>
     </w:pPr>
     <w:rPr>
-      <w:rFonts w:asciiTheme="majorHAnsi" w:eastAsiaTheme="majorEastAsia" w:hAnsiTheme="majorHAnsi" w:cstheme="majorBidi"/>
+      <w:rFonts w:ascii="Newsreader Display" w:hAnsi="Newsreader Display" w:cs="Newsreader Display"/>
       <w:i/>
       <w:iCs/>
       <w:color w:val="404040" w:themeColor="text1" w:themeTint="BF"/>
@@ -1687,7 +1686,7 @@
       <w:outlineLvl w:val="7"/>
     </w:pPr>
     <w:rPr>
-      <w:rFonts w:asciiTheme="majorHAnsi" w:eastAsiaTheme="majorEastAsia" w:hAnsiTheme="majorHAnsi" w:cstheme="majorBidi"/>
+      <w:rFonts w:ascii="Newsreader Display" w:hAnsi="Newsreader Display" w:cs="Newsreader Display"/>
       <w:color w:val="4F81BD" w:themeColor="accent1"/>
       <w:sz w:val="20"/>
       <w:szCs w:val="20"/>
@@ -1710,7 +1709,7 @@
       <w:outlineLvl w:val="8"/>
     </w:pPr>
     <w:rPr>
-      <w:rFonts w:asciiTheme="majorHAnsi" w:eastAsiaTheme="majorEastAsia" w:hAnsiTheme="majorHAnsi" w:cstheme="majorBidi"/>
+      <w:rFonts w:ascii="Newsreader Display" w:hAnsi="Newsreader Display" w:cs="Newsreader Display"/>
       <w:i/>
       <w:iCs/>
       <w:color w:val="404040" w:themeColor="text1" w:themeTint="BF"/>
@@ -1761,7 +1760,7 @@
     <w:uiPriority w:val="9"/>
     <w:rsid w:val="00FC693F"/>
     <w:rPr>
-      <w:rFonts w:asciiTheme="majorHAnsi" w:eastAsiaTheme="majorEastAsia" w:hAnsiTheme="majorHAnsi" w:cstheme="majorBidi"/>
+      <w:rFonts w:ascii="Newsreader Display" w:hAnsi="Newsreader Display" w:cs="Newsreader Display"/>
       <w:b/>
       <w:bCs/>
       <w:color w:val="365F91" w:themeColor="accent1" w:themeShade="BF"/>
@@ -1776,7 +1775,7 @@
     <w:uiPriority w:val="9"/>
     <w:rsid w:val="00FC693F"/>
     <w:rPr>
-      <w:rFonts w:asciiTheme="majorHAnsi" w:eastAsiaTheme="majorEastAsia" w:hAnsiTheme="majorHAnsi" w:cstheme="majorBidi"/>
+      <w:rFonts w:ascii="Newsreader Display" w:hAnsi="Newsreader Display" w:cs="Newsreader Display"/>
       <w:b/>
       <w:bCs/>
       <w:color w:val="4F81BD" w:themeColor="accent1"/>
@@ -1791,7 +1790,7 @@
     <w:uiPriority w:val="9"/>
     <w:rsid w:val="00FC693F"/>
     <w:rPr>
-      <w:rFonts w:asciiTheme="majorHAnsi" w:eastAsiaTheme="majorEastAsia" w:hAnsiTheme="majorHAnsi" w:cstheme="majorBidi"/>
+      <w:rFonts w:ascii="Newsreader Display" w:hAnsi="Newsreader Display" w:cs="Newsreader Display"/>
       <w:b/>
       <w:bCs/>
       <w:color w:val="4F81BD" w:themeColor="accent1"/>
@@ -1806,17 +1805,17 @@
     <w:qFormat/>
     <w:rsid w:val="00FC693F"/>
     <w:pPr>
-      <w:spacing w:after="160" w:line="252" w:lineRule="auto" w:before="0"/>
+      <w:spacing w:after="200" w:line="245" w:lineRule="auto" w:before="0"/>
       <w:contextualSpacing/>
     </w:pPr>
     <w:rPr>
-      <w:rFonts w:asciiTheme="majorHAnsi" w:eastAsiaTheme="majorEastAsia" w:hAnsiTheme="majorHAnsi" w:cstheme="majorBidi" w:ascii="Playfair Display" w:hAnsi="Playfair Display" w:cs="Playfair Display" w:eastAsia="Playfair Display"/>
+      <w:rFonts w:ascii="Newsreader Display" w:hAnsi="Newsreader Display" w:cs="Newsreader Display" w:eastAsia="Newsreader Display"/>
       <w:b w:val="0"/>
       <w:i w:val="0"/>
       <w:color w:val="103428"/>
       <w:spacing w:val="5"/>
       <w:kern w:val="28"/>
-      <w:sz w:val="60"/>
+      <w:sz w:val="64"/>
       <w:szCs w:val="52"/>
     </w:rPr>
   </w:style>
@@ -1827,7 +1826,7 @@
     <w:uiPriority w:val="10"/>
     <w:rsid w:val="00FC693F"/>
     <w:rPr>
-      <w:rFonts w:asciiTheme="majorHAnsi" w:eastAsiaTheme="majorEastAsia" w:hAnsiTheme="majorHAnsi" w:cstheme="majorBidi"/>
+      <w:rFonts w:ascii="Newsreader Display" w:hAnsi="Newsreader Display" w:cs="Newsreader Display"/>
       <w:color w:val="17365D" w:themeColor="text2" w:themeShade="BF"/>
       <w:spacing w:val="5"/>
       <w:kern w:val="28"/>
@@ -1850,13 +1849,13 @@
       <w:spacing w:before="0" w:after="240" w:line="312" w:lineRule="auto"/>
     </w:pPr>
     <w:rPr>
-      <w:rFonts w:asciiTheme="majorHAnsi" w:eastAsiaTheme="majorEastAsia" w:hAnsiTheme="majorHAnsi" w:cstheme="majorBidi" w:ascii="Source Serif 4" w:hAnsi="Source Serif 4" w:cs="Source Serif 4" w:eastAsia="Source Serif 4"/>
+      <w:rFonts w:ascii="Newsreader Text" w:hAnsi="Newsreader Text" w:cs="Newsreader Text" w:eastAsia="Newsreader Text"/>
       <w:b w:val="0"/>
       <w:i w:val="0"/>
       <w:iCs/>
-      <w:color w:val="2C5040"/>
+      <w:color w:val="5F6662"/>
       <w:spacing w:val="15"/>
-      <w:sz w:val="28"/>
+      <w:sz w:val="26"/>
       <w:szCs w:val="24"/>
     </w:rPr>
   </w:style>
@@ -1867,7 +1866,7 @@
     <w:uiPriority w:val="11"/>
     <w:rsid w:val="00FC693F"/>
     <w:rPr>
-      <w:rFonts w:asciiTheme="majorHAnsi" w:eastAsiaTheme="majorEastAsia" w:hAnsiTheme="majorHAnsi" w:cstheme="majorBidi"/>
+      <w:rFonts w:ascii="Newsreader Display" w:hAnsi="Newsreader Display" w:cs="Newsreader Display"/>
       <w:i/>
       <w:iCs/>
       <w:color w:val="4F81BD" w:themeColor="accent1"/>
@@ -1996,7 +1995,7 @@
       <w:contextualSpacing/>
     </w:pPr>
     <w:rPr>
-      <w:rFonts w:ascii="Inter" w:hAnsi="Inter" w:cs="Inter" w:eastAsia="Inter"/>
+      <w:rFonts w:ascii="Public Sans" w:hAnsi="Public Sans" w:cs="Public Sans" w:eastAsia="Public Sans"/>
       <w:b w:val="0"/>
       <w:i w:val="0"/>
       <w:color w:val="1B201E"/>
@@ -2043,7 +2042,7 @@
       <w:contextualSpacing/>
     </w:pPr>
     <w:rPr>
-      <w:rFonts w:ascii="Inter" w:hAnsi="Inter" w:cs="Inter" w:eastAsia="Inter"/>
+      <w:rFonts w:ascii="Public Sans" w:hAnsi="Public Sans" w:cs="Public Sans" w:eastAsia="Public Sans"/>
       <w:b w:val="0"/>
       <w:i w:val="0"/>
       <w:color w:val="1B201E"/>
@@ -2159,12 +2158,12 @@
       <w:spacing w:before="240" w:after="240" w:line="324" w:lineRule="auto"/>
     </w:pPr>
     <w:rPr>
-      <w:rFonts w:ascii="Source Serif 4" w:hAnsi="Source Serif 4" w:cs="Source Serif 4" w:eastAsia="Source Serif 4"/>
+      <w:rFonts w:ascii="Newsreader Display" w:hAnsi="Newsreader Display" w:cs="Newsreader Display" w:eastAsia="Newsreader Display"/>
       <w:b w:val="0"/>
       <w:i/>
       <w:iCs/>
       <w:color w:val="103428"/>
-      <w:sz w:val="28"/>
+      <w:sz w:val="32"/>
     </w:rPr>
   </w:style>
   <w:style w:type="character" w:customStyle="1" w:styleId="QuoteChar">
@@ -2187,7 +2186,7 @@
     <w:semiHidden/>
     <w:rsid w:val="00FC693F"/>
     <w:rPr>
-      <w:rFonts w:asciiTheme="majorHAnsi" w:eastAsiaTheme="majorEastAsia" w:hAnsiTheme="majorHAnsi" w:cstheme="majorBidi"/>
+      <w:rFonts w:ascii="Newsreader Display" w:hAnsi="Newsreader Display" w:cs="Newsreader Display"/>
       <w:b/>
       <w:bCs/>
       <w:i/>
@@ -2203,7 +2202,7 @@
     <w:semiHidden/>
     <w:rsid w:val="00FC693F"/>
     <w:rPr>
-      <w:rFonts w:asciiTheme="majorHAnsi" w:eastAsiaTheme="majorEastAsia" w:hAnsiTheme="majorHAnsi" w:cstheme="majorBidi"/>
+      <w:rFonts w:ascii="Newsreader Display" w:hAnsi="Newsreader Display" w:cs="Newsreader Display"/>
       <w:color w:val="243F60" w:themeColor="accent1" w:themeShade="7F"/>
     </w:rPr>
   </w:style>
@@ -2215,7 +2214,7 @@
     <w:semiHidden/>
     <w:rsid w:val="00FC693F"/>
     <w:rPr>
-      <w:rFonts w:asciiTheme="majorHAnsi" w:eastAsiaTheme="majorEastAsia" w:hAnsiTheme="majorHAnsi" w:cstheme="majorBidi"/>
+      <w:rFonts w:ascii="Newsreader Display" w:hAnsi="Newsreader Display" w:cs="Newsreader Display"/>
       <w:i/>
       <w:iCs/>
       <w:color w:val="243F60" w:themeColor="accent1" w:themeShade="7F"/>
@@ -2229,7 +2228,7 @@
     <w:semiHidden/>
     <w:rsid w:val="00FC693F"/>
     <w:rPr>
-      <w:rFonts w:asciiTheme="majorHAnsi" w:eastAsiaTheme="majorEastAsia" w:hAnsiTheme="majorHAnsi" w:cstheme="majorBidi"/>
+      <w:rFonts w:ascii="Newsreader Display" w:hAnsi="Newsreader Display" w:cs="Newsreader Display"/>
       <w:i/>
       <w:iCs/>
       <w:color w:val="404040" w:themeColor="text1" w:themeTint="BF"/>
@@ -2243,7 +2242,7 @@
     <w:semiHidden/>
     <w:rsid w:val="00FC693F"/>
     <w:rPr>
-      <w:rFonts w:asciiTheme="majorHAnsi" w:eastAsiaTheme="majorEastAsia" w:hAnsiTheme="majorHAnsi" w:cstheme="majorBidi"/>
+      <w:rFonts w:ascii="Newsreader Display" w:hAnsi="Newsreader Display" w:cs="Newsreader Display"/>
       <w:color w:val="4F81BD" w:themeColor="accent1"/>
       <w:sz w:val="20"/>
       <w:szCs w:val="20"/>
@@ -2257,7 +2256,7 @@
     <w:semiHidden/>
     <w:rsid w:val="00FC693F"/>
     <w:rPr>
-      <w:rFonts w:asciiTheme="majorHAnsi" w:eastAsiaTheme="majorEastAsia" w:hAnsiTheme="majorHAnsi" w:cstheme="majorBidi"/>
+      <w:rFonts w:ascii="Newsreader Display" w:hAnsi="Newsreader Display" w:cs="Newsreader Display"/>
       <w:i/>
       <w:iCs/>
       <w:color w:val="404040" w:themeColor="text1" w:themeTint="BF"/>
@@ -2278,7 +2277,7 @@
       <w:spacing w:line="300" w:lineRule="auto" w:before="60" w:after="200"/>
     </w:pPr>
     <w:rPr>
-      <w:rFonts w:ascii="Inter" w:hAnsi="Inter" w:cs="Inter" w:eastAsia="Inter"/>
+      <w:rFonts w:ascii="Public Sans" w:hAnsi="Public Sans" w:cs="Public Sans" w:eastAsia="Public Sans"/>
       <w:b w:val="0"/>
       <w:bCs/>
       <w:i w:val="0"/>
@@ -3848,7 +3847,7 @@
         <w:spacing w:before="0" w:after="0" w:line="240" w:lineRule="auto"/>
       </w:pPr>
       <w:rPr>
-        <w:rFonts w:asciiTheme="majorHAnsi" w:eastAsiaTheme="majorEastAsia" w:hAnsiTheme="majorHAnsi" w:cstheme="majorBidi"/>
+        <w:rFonts w:ascii="Newsreader Display" w:hAnsi="Newsreader Display" w:cs="Newsreader Display"/>
         <w:b/>
         <w:bCs/>
       </w:rPr>
@@ -3869,7 +3868,7 @@
         <w:spacing w:before="0" w:after="0" w:line="240" w:lineRule="auto"/>
       </w:pPr>
       <w:rPr>
-        <w:rFonts w:asciiTheme="majorHAnsi" w:eastAsiaTheme="majorEastAsia" w:hAnsiTheme="majorHAnsi" w:cstheme="majorBidi"/>
+        <w:rFonts w:ascii="Newsreader Display" w:hAnsi="Newsreader Display" w:cs="Newsreader Display"/>
         <w:b/>
         <w:bCs/>
       </w:rPr>
@@ -3887,14 +3886,14 @@
     </w:tblStylePr>
     <w:tblStylePr w:type="firstCol">
       <w:rPr>
-        <w:rFonts w:asciiTheme="majorHAnsi" w:eastAsiaTheme="majorEastAsia" w:hAnsiTheme="majorHAnsi" w:cstheme="majorBidi"/>
+        <w:rFonts w:ascii="Newsreader Display" w:hAnsi="Newsreader Display" w:cs="Newsreader Display"/>
         <w:b/>
         <w:bCs/>
       </w:rPr>
     </w:tblStylePr>
     <w:tblStylePr w:type="lastCol">
       <w:rPr>
-        <w:rFonts w:asciiTheme="majorHAnsi" w:eastAsiaTheme="majorEastAsia" w:hAnsiTheme="majorHAnsi" w:cstheme="majorBidi"/>
+        <w:rFonts w:ascii="Newsreader Display" w:hAnsi="Newsreader Display" w:cs="Newsreader Display"/>
         <w:b/>
         <w:bCs/>
       </w:rPr>
@@ -3978,7 +3977,7 @@
         <w:spacing w:before="0" w:after="0" w:line="240" w:lineRule="auto"/>
       </w:pPr>
       <w:rPr>
-        <w:rFonts w:asciiTheme="majorHAnsi" w:eastAsiaTheme="majorEastAsia" w:hAnsiTheme="majorHAnsi" w:cstheme="majorBidi"/>
+        <w:rFonts w:ascii="Newsreader Display" w:hAnsi="Newsreader Display" w:cs="Newsreader Display"/>
         <w:b/>
         <w:bCs/>
       </w:rPr>
@@ -3999,7 +3998,7 @@
         <w:spacing w:before="0" w:after="0" w:line="240" w:lineRule="auto"/>
       </w:pPr>
       <w:rPr>
-        <w:rFonts w:asciiTheme="majorHAnsi" w:eastAsiaTheme="majorEastAsia" w:hAnsiTheme="majorHAnsi" w:cstheme="majorBidi"/>
+        <w:rFonts w:ascii="Newsreader Display" w:hAnsi="Newsreader Display" w:cs="Newsreader Display"/>
         <w:b/>
         <w:bCs/>
       </w:rPr>
@@ -4017,14 +4016,14 @@
     </w:tblStylePr>
     <w:tblStylePr w:type="firstCol">
       <w:rPr>
-        <w:rFonts w:asciiTheme="majorHAnsi" w:eastAsiaTheme="majorEastAsia" w:hAnsiTheme="majorHAnsi" w:cstheme="majorBidi"/>
+        <w:rFonts w:ascii="Newsreader Display" w:hAnsi="Newsreader Display" w:cs="Newsreader Display"/>
         <w:b/>
         <w:bCs/>
       </w:rPr>
     </w:tblStylePr>
     <w:tblStylePr w:type="lastCol">
       <w:rPr>
-        <w:rFonts w:asciiTheme="majorHAnsi" w:eastAsiaTheme="majorEastAsia" w:hAnsiTheme="majorHAnsi" w:cstheme="majorBidi"/>
+        <w:rFonts w:ascii="Newsreader Display" w:hAnsi="Newsreader Display" w:cs="Newsreader Display"/>
         <w:b/>
         <w:bCs/>
       </w:rPr>
@@ -4108,7 +4107,7 @@
         <w:spacing w:before="0" w:after="0" w:line="240" w:lineRule="auto"/>
       </w:pPr>
       <w:rPr>
-        <w:rFonts w:asciiTheme="majorHAnsi" w:eastAsiaTheme="majorEastAsia" w:hAnsiTheme="majorHAnsi" w:cstheme="majorBidi"/>
+        <w:rFonts w:ascii="Newsreader Display" w:hAnsi="Newsreader Display" w:cs="Newsreader Display"/>
         <w:b/>
         <w:bCs/>
       </w:rPr>
@@ -4129,7 +4128,7 @@
         <w:spacing w:before="0" w:after="0" w:line="240" w:lineRule="auto"/>
       </w:pPr>
       <w:rPr>
-        <w:rFonts w:asciiTheme="majorHAnsi" w:eastAsiaTheme="majorEastAsia" w:hAnsiTheme="majorHAnsi" w:cstheme="majorBidi"/>
+        <w:rFonts w:ascii="Newsreader Display" w:hAnsi="Newsreader Display" w:cs="Newsreader Display"/>
         <w:b/>
         <w:bCs/>
       </w:rPr>
@@ -4147,14 +4146,14 @@
     </w:tblStylePr>
     <w:tblStylePr w:type="firstCol">
       <w:rPr>
-        <w:rFonts w:asciiTheme="majorHAnsi" w:eastAsiaTheme="majorEastAsia" w:hAnsiTheme="majorHAnsi" w:cstheme="majorBidi"/>
+        <w:rFonts w:ascii="Newsreader Display" w:hAnsi="Newsreader Display" w:cs="Newsreader Display"/>
         <w:b/>
         <w:bCs/>
       </w:rPr>
     </w:tblStylePr>
     <w:tblStylePr w:type="lastCol">
       <w:rPr>
-        <w:rFonts w:asciiTheme="majorHAnsi" w:eastAsiaTheme="majorEastAsia" w:hAnsiTheme="majorHAnsi" w:cstheme="majorBidi"/>
+        <w:rFonts w:ascii="Newsreader Display" w:hAnsi="Newsreader Display" w:cs="Newsreader Display"/>
         <w:b/>
         <w:bCs/>
       </w:rPr>
@@ -4238,7 +4237,7 @@
         <w:spacing w:before="0" w:after="0" w:line="240" w:lineRule="auto"/>
       </w:pPr>
       <w:rPr>
-        <w:rFonts w:asciiTheme="majorHAnsi" w:eastAsiaTheme="majorEastAsia" w:hAnsiTheme="majorHAnsi" w:cstheme="majorBidi"/>
+        <w:rFonts w:ascii="Newsreader Display" w:hAnsi="Newsreader Display" w:cs="Newsreader Display"/>
         <w:b/>
         <w:bCs/>
       </w:rPr>
@@ -4259,7 +4258,7 @@
         <w:spacing w:before="0" w:after="0" w:line="240" w:lineRule="auto"/>
       </w:pPr>
       <w:rPr>
-        <w:rFonts w:asciiTheme="majorHAnsi" w:eastAsiaTheme="majorEastAsia" w:hAnsiTheme="majorHAnsi" w:cstheme="majorBidi"/>
+        <w:rFonts w:ascii="Newsreader Display" w:hAnsi="Newsreader Display" w:cs="Newsreader Display"/>
         <w:b/>
         <w:bCs/>
       </w:rPr>
@@ -4277,14 +4276,14 @@
     </w:tblStylePr>
     <w:tblStylePr w:type="firstCol">
       <w:rPr>
-        <w:rFonts w:asciiTheme="majorHAnsi" w:eastAsiaTheme="majorEastAsia" w:hAnsiTheme="majorHAnsi" w:cstheme="majorBidi"/>
+        <w:rFonts w:ascii="Newsreader Display" w:hAnsi="Newsreader Display" w:cs="Newsreader Display"/>
         <w:b/>
         <w:bCs/>
       </w:rPr>
     </w:tblStylePr>
     <w:tblStylePr w:type="lastCol">
       <w:rPr>
-        <w:rFonts w:asciiTheme="majorHAnsi" w:eastAsiaTheme="majorEastAsia" w:hAnsiTheme="majorHAnsi" w:cstheme="majorBidi"/>
+        <w:rFonts w:ascii="Newsreader Display" w:hAnsi="Newsreader Display" w:cs="Newsreader Display"/>
         <w:b/>
         <w:bCs/>
       </w:rPr>
@@ -4368,7 +4367,7 @@
         <w:spacing w:before="0" w:after="0" w:line="240" w:lineRule="auto"/>
       </w:pPr>
       <w:rPr>
-        <w:rFonts w:asciiTheme="majorHAnsi" w:eastAsiaTheme="majorEastAsia" w:hAnsiTheme="majorHAnsi" w:cstheme="majorBidi"/>
+        <w:rFonts w:ascii="Newsreader Display" w:hAnsi="Newsreader Display" w:cs="Newsreader Display"/>
         <w:b/>
         <w:bCs/>
       </w:rPr>
@@ -4389,7 +4388,7 @@
         <w:spacing w:before="0" w:after="0" w:line="240" w:lineRule="auto"/>
       </w:pPr>
       <w:rPr>
-        <w:rFonts w:asciiTheme="majorHAnsi" w:eastAsiaTheme="majorEastAsia" w:hAnsiTheme="majorHAnsi" w:cstheme="majorBidi"/>
+        <w:rFonts w:ascii="Newsreader Display" w:hAnsi="Newsreader Display" w:cs="Newsreader Display"/>
         <w:b/>
         <w:bCs/>
       </w:rPr>
@@ -4407,14 +4406,14 @@
     </w:tblStylePr>
     <w:tblStylePr w:type="firstCol">
       <w:rPr>
-        <w:rFonts w:asciiTheme="majorHAnsi" w:eastAsiaTheme="majorEastAsia" w:hAnsiTheme="majorHAnsi" w:cstheme="majorBidi"/>
+        <w:rFonts w:ascii="Newsreader Display" w:hAnsi="Newsreader Display" w:cs="Newsreader Display"/>
         <w:b/>
         <w:bCs/>
       </w:rPr>
     </w:tblStylePr>
     <w:tblStylePr w:type="lastCol">
       <w:rPr>
-        <w:rFonts w:asciiTheme="majorHAnsi" w:eastAsiaTheme="majorEastAsia" w:hAnsiTheme="majorHAnsi" w:cstheme="majorBidi"/>
+        <w:rFonts w:ascii="Newsreader Display" w:hAnsi="Newsreader Display" w:cs="Newsreader Display"/>
         <w:b/>
         <w:bCs/>
       </w:rPr>
@@ -4498,7 +4497,7 @@
         <w:spacing w:before="0" w:after="0" w:line="240" w:lineRule="auto"/>
       </w:pPr>
       <w:rPr>
-        <w:rFonts w:asciiTheme="majorHAnsi" w:eastAsiaTheme="majorEastAsia" w:hAnsiTheme="majorHAnsi" w:cstheme="majorBidi"/>
+        <w:rFonts w:ascii="Newsreader Display" w:hAnsi="Newsreader Display" w:cs="Newsreader Display"/>
         <w:b/>
         <w:bCs/>
       </w:rPr>
@@ -4519,7 +4518,7 @@
         <w:spacing w:before="0" w:after="0" w:line="240" w:lineRule="auto"/>
       </w:pPr>
       <w:rPr>
-        <w:rFonts w:asciiTheme="majorHAnsi" w:eastAsiaTheme="majorEastAsia" w:hAnsiTheme="majorHAnsi" w:cstheme="majorBidi"/>
+        <w:rFonts w:ascii="Newsreader Display" w:hAnsi="Newsreader Display" w:cs="Newsreader Display"/>
         <w:b/>
         <w:bCs/>
       </w:rPr>
@@ -4537,14 +4536,14 @@
     </w:tblStylePr>
     <w:tblStylePr w:type="firstCol">
       <w:rPr>
-        <w:rFonts w:asciiTheme="majorHAnsi" w:eastAsiaTheme="majorEastAsia" w:hAnsiTheme="majorHAnsi" w:cstheme="majorBidi"/>
+        <w:rFonts w:ascii="Newsreader Display" w:hAnsi="Newsreader Display" w:cs="Newsreader Display"/>
         <w:b/>
         <w:bCs/>
       </w:rPr>
     </w:tblStylePr>
     <w:tblStylePr w:type="lastCol">
       <w:rPr>
-        <w:rFonts w:asciiTheme="majorHAnsi" w:eastAsiaTheme="majorEastAsia" w:hAnsiTheme="majorHAnsi" w:cstheme="majorBidi"/>
+        <w:rFonts w:ascii="Newsreader Display" w:hAnsi="Newsreader Display" w:cs="Newsreader Display"/>
         <w:b/>
         <w:bCs/>
       </w:rPr>
@@ -4628,7 +4627,7 @@
         <w:spacing w:before="0" w:after="0" w:line="240" w:lineRule="auto"/>
       </w:pPr>
       <w:rPr>
-        <w:rFonts w:asciiTheme="majorHAnsi" w:eastAsiaTheme="majorEastAsia" w:hAnsiTheme="majorHAnsi" w:cstheme="majorBidi"/>
+        <w:rFonts w:ascii="Newsreader Display" w:hAnsi="Newsreader Display" w:cs="Newsreader Display"/>
         <w:b/>
         <w:bCs/>
       </w:rPr>
@@ -4649,7 +4648,7 @@
         <w:spacing w:before="0" w:after="0" w:line="240" w:lineRule="auto"/>
       </w:pPr>
       <w:rPr>
-        <w:rFonts w:asciiTheme="majorHAnsi" w:eastAsiaTheme="majorEastAsia" w:hAnsiTheme="majorHAnsi" w:cstheme="majorBidi"/>
+        <w:rFonts w:ascii="Newsreader Display" w:hAnsi="Newsreader Display" w:cs="Newsreader Display"/>
         <w:b/>
         <w:bCs/>
       </w:rPr>
@@ -4667,14 +4666,14 @@
     </w:tblStylePr>
     <w:tblStylePr w:type="firstCol">
       <w:rPr>
-        <w:rFonts w:asciiTheme="majorHAnsi" w:eastAsiaTheme="majorEastAsia" w:hAnsiTheme="majorHAnsi" w:cstheme="majorBidi"/>
+        <w:rFonts w:ascii="Newsreader Display" w:hAnsi="Newsreader Display" w:cs="Newsreader Display"/>
         <w:b/>
         <w:bCs/>
       </w:rPr>
     </w:tblStylePr>
     <w:tblStylePr w:type="lastCol">
       <w:rPr>
-        <w:rFonts w:asciiTheme="majorHAnsi" w:eastAsiaTheme="majorEastAsia" w:hAnsiTheme="majorHAnsi" w:cstheme="majorBidi"/>
+        <w:rFonts w:ascii="Newsreader Display" w:hAnsi="Newsreader Display" w:cs="Newsreader Display"/>
         <w:b/>
         <w:bCs/>
       </w:rPr>
@@ -6539,7 +6538,7 @@
     </w:tblPr>
     <w:tblStylePr w:type="firstRow">
       <w:rPr>
-        <w:rFonts w:asciiTheme="majorHAnsi" w:eastAsiaTheme="majorEastAsia" w:hAnsiTheme="majorHAnsi" w:cstheme="majorBidi"/>
+        <w:rFonts w:ascii="Newsreader Display" w:hAnsi="Newsreader Display" w:cs="Newsreader Display"/>
       </w:rPr>
       <w:tblPr/>
       <w:tcPr>
@@ -6623,7 +6622,7 @@
     </w:tblPr>
     <w:tblStylePr w:type="firstRow">
       <w:rPr>
-        <w:rFonts w:asciiTheme="majorHAnsi" w:eastAsiaTheme="majorEastAsia" w:hAnsiTheme="majorHAnsi" w:cstheme="majorBidi"/>
+        <w:rFonts w:ascii="Newsreader Display" w:hAnsi="Newsreader Display" w:cs="Newsreader Display"/>
       </w:rPr>
       <w:tblPr/>
       <w:tcPr>
@@ -6707,7 +6706,7 @@
     </w:tblPr>
     <w:tblStylePr w:type="firstRow">
       <w:rPr>
-        <w:rFonts w:asciiTheme="majorHAnsi" w:eastAsiaTheme="majorEastAsia" w:hAnsiTheme="majorHAnsi" w:cstheme="majorBidi"/>
+        <w:rFonts w:ascii="Newsreader Display" w:hAnsi="Newsreader Display" w:cs="Newsreader Display"/>
       </w:rPr>
       <w:tblPr/>
       <w:tcPr>
@@ -6791,7 +6790,7 @@
     </w:tblPr>
     <w:tblStylePr w:type="firstRow">
       <w:rPr>
-        <w:rFonts w:asciiTheme="majorHAnsi" w:eastAsiaTheme="majorEastAsia" w:hAnsiTheme="majorHAnsi" w:cstheme="majorBidi"/>
+        <w:rFonts w:ascii="Newsreader Display" w:hAnsi="Newsreader Display" w:cs="Newsreader Display"/>
       </w:rPr>
       <w:tblPr/>
       <w:tcPr>
@@ -6875,7 +6874,7 @@
     </w:tblPr>
     <w:tblStylePr w:type="firstRow">
       <w:rPr>
-        <w:rFonts w:asciiTheme="majorHAnsi" w:eastAsiaTheme="majorEastAsia" w:hAnsiTheme="majorHAnsi" w:cstheme="majorBidi"/>
+        <w:rFonts w:ascii="Newsreader Display" w:hAnsi="Newsreader Display" w:cs="Newsreader Display"/>
       </w:rPr>
       <w:tblPr/>
       <w:tcPr>
@@ -6959,7 +6958,7 @@
     </w:tblPr>
     <w:tblStylePr w:type="firstRow">
       <w:rPr>
-        <w:rFonts w:asciiTheme="majorHAnsi" w:eastAsiaTheme="majorEastAsia" w:hAnsiTheme="majorHAnsi" w:cstheme="majorBidi"/>
+        <w:rFonts w:ascii="Newsreader Display" w:hAnsi="Newsreader Display" w:cs="Newsreader Display"/>
       </w:rPr>
       <w:tblPr/>
       <w:tcPr>
@@ -7043,7 +7042,7 @@
     </w:tblPr>
     <w:tblStylePr w:type="firstRow">
       <w:rPr>
-        <w:rFonts w:asciiTheme="majorHAnsi" w:eastAsiaTheme="majorEastAsia" w:hAnsiTheme="majorHAnsi" w:cstheme="majorBidi"/>
+        <w:rFonts w:ascii="Newsreader Display" w:hAnsi="Newsreader Display" w:cs="Newsreader Display"/>
       </w:rPr>
       <w:tblPr/>
       <w:tcPr>
@@ -7108,7 +7107,7 @@
       <w:spacing w:after="0" w:line="240" w:lineRule="auto"/>
     </w:pPr>
     <w:rPr>
-      <w:rFonts w:asciiTheme="majorHAnsi" w:eastAsiaTheme="majorEastAsia" w:hAnsiTheme="majorHAnsi" w:cstheme="majorBidi"/>
+      <w:rFonts w:ascii="Newsreader Display" w:hAnsi="Newsreader Display" w:cs="Newsreader Display"/>
       <w:color w:val="000000" w:themeColor="text1"/>
     </w:rPr>
     <w:tblPr>
@@ -7236,7 +7235,7 @@
       <w:spacing w:after="0" w:line="240" w:lineRule="auto"/>
     </w:pPr>
     <w:rPr>
-      <w:rFonts w:asciiTheme="majorHAnsi" w:eastAsiaTheme="majorEastAsia" w:hAnsiTheme="majorHAnsi" w:cstheme="majorBidi"/>
+      <w:rFonts w:ascii="Newsreader Display" w:hAnsi="Newsreader Display" w:cs="Newsreader Display"/>
       <w:color w:val="000000" w:themeColor="text1"/>
     </w:rPr>
     <w:tblPr>
@@ -7364,7 +7363,7 @@
       <w:spacing w:after="0" w:line="240" w:lineRule="auto"/>
     </w:pPr>
     <w:rPr>
-      <w:rFonts w:asciiTheme="majorHAnsi" w:eastAsiaTheme="majorEastAsia" w:hAnsiTheme="majorHAnsi" w:cstheme="majorBidi"/>
+      <w:rFonts w:ascii="Newsreader Display" w:hAnsi="Newsreader Display" w:cs="Newsreader Display"/>
       <w:color w:val="000000" w:themeColor="text1"/>
     </w:rPr>
     <w:tblPr>
@@ -7492,7 +7491,7 @@
       <w:spacing w:after="0" w:line="240" w:lineRule="auto"/>
     </w:pPr>
     <w:rPr>
-      <w:rFonts w:asciiTheme="majorHAnsi" w:eastAsiaTheme="majorEastAsia" w:hAnsiTheme="majorHAnsi" w:cstheme="majorBidi"/>
+      <w:rFonts w:ascii="Newsreader Display" w:hAnsi="Newsreader Display" w:cs="Newsreader Display"/>
       <w:color w:val="000000" w:themeColor="text1"/>
     </w:rPr>
     <w:tblPr>
@@ -7620,7 +7619,7 @@
       <w:spacing w:after="0" w:line="240" w:lineRule="auto"/>
     </w:pPr>
     <w:rPr>
-      <w:rFonts w:asciiTheme="majorHAnsi" w:eastAsiaTheme="majorEastAsia" w:hAnsiTheme="majorHAnsi" w:cstheme="majorBidi"/>
+      <w:rFonts w:ascii="Newsreader Display" w:hAnsi="Newsreader Display" w:cs="Newsreader Display"/>
       <w:color w:val="000000" w:themeColor="text1"/>
     </w:rPr>
     <w:tblPr>
@@ -7748,7 +7747,7 @@
       <w:spacing w:after="0" w:line="240" w:lineRule="auto"/>
     </w:pPr>
     <w:rPr>
-      <w:rFonts w:asciiTheme="majorHAnsi" w:eastAsiaTheme="majorEastAsia" w:hAnsiTheme="majorHAnsi" w:cstheme="majorBidi"/>
+      <w:rFonts w:ascii="Newsreader Display" w:hAnsi="Newsreader Display" w:cs="Newsreader Display"/>
       <w:color w:val="000000" w:themeColor="text1"/>
     </w:rPr>
     <w:tblPr>
@@ -7876,7 +7875,7 @@
       <w:spacing w:after="0" w:line="240" w:lineRule="auto"/>
     </w:pPr>
     <w:rPr>
-      <w:rFonts w:asciiTheme="majorHAnsi" w:eastAsiaTheme="majorEastAsia" w:hAnsiTheme="majorHAnsi" w:cstheme="majorBidi"/>
+      <w:rFonts w:ascii="Newsreader Display" w:hAnsi="Newsreader Display" w:cs="Newsreader Display"/>
       <w:color w:val="000000" w:themeColor="text1"/>
     </w:rPr>
     <w:tblPr>
@@ -8515,7 +8514,7 @@
       <w:spacing w:after="0" w:line="240" w:lineRule="auto"/>
     </w:pPr>
     <w:rPr>
-      <w:rFonts w:asciiTheme="majorHAnsi" w:eastAsiaTheme="majorEastAsia" w:hAnsiTheme="majorHAnsi" w:cstheme="majorBidi"/>
+      <w:rFonts w:ascii="Newsreader Display" w:hAnsi="Newsreader Display" w:cs="Newsreader Display"/>
       <w:color w:val="000000" w:themeColor="text1"/>
     </w:rPr>
     <w:tblPr>
@@ -8640,7 +8639,7 @@
       <w:spacing w:after="0" w:line="240" w:lineRule="auto"/>
     </w:pPr>
     <w:rPr>
-      <w:rFonts w:asciiTheme="majorHAnsi" w:eastAsiaTheme="majorEastAsia" w:hAnsiTheme="majorHAnsi" w:cstheme="majorBidi"/>
+      <w:rFonts w:ascii="Newsreader Display" w:hAnsi="Newsreader Display" w:cs="Newsreader Display"/>
       <w:color w:val="000000" w:themeColor="text1"/>
     </w:rPr>
     <w:tblPr>
@@ -8765,7 +8764,7 @@
       <w:spacing w:after="0" w:line="240" w:lineRule="auto"/>
     </w:pPr>
     <w:rPr>
-      <w:rFonts w:asciiTheme="majorHAnsi" w:eastAsiaTheme="majorEastAsia" w:hAnsiTheme="majorHAnsi" w:cstheme="majorBidi"/>
+      <w:rFonts w:ascii="Newsreader Display" w:hAnsi="Newsreader Display" w:cs="Newsreader Display"/>
       <w:color w:val="000000" w:themeColor="text1"/>
     </w:rPr>
     <w:tblPr>
@@ -8890,7 +8889,7 @@
       <w:spacing w:after="0" w:line="240" w:lineRule="auto"/>
     </w:pPr>
     <w:rPr>
-      <w:rFonts w:asciiTheme="majorHAnsi" w:eastAsiaTheme="majorEastAsia" w:hAnsiTheme="majorHAnsi" w:cstheme="majorBidi"/>
+      <w:rFonts w:ascii="Newsreader Display" w:hAnsi="Newsreader Display" w:cs="Newsreader Display"/>
       <w:color w:val="000000" w:themeColor="text1"/>
     </w:rPr>
     <w:tblPr>
@@ -9015,7 +9014,7 @@
       <w:spacing w:after="0" w:line="240" w:lineRule="auto"/>
     </w:pPr>
     <w:rPr>
-      <w:rFonts w:asciiTheme="majorHAnsi" w:eastAsiaTheme="majorEastAsia" w:hAnsiTheme="majorHAnsi" w:cstheme="majorBidi"/>
+      <w:rFonts w:ascii="Newsreader Display" w:hAnsi="Newsreader Display" w:cs="Newsreader Display"/>
       <w:color w:val="000000" w:themeColor="text1"/>
     </w:rPr>
     <w:tblPr>
@@ -9140,7 +9139,7 @@
       <w:spacing w:after="0" w:line="240" w:lineRule="auto"/>
     </w:pPr>
     <w:rPr>
-      <w:rFonts w:asciiTheme="majorHAnsi" w:eastAsiaTheme="majorEastAsia" w:hAnsiTheme="majorHAnsi" w:cstheme="majorBidi"/>
+      <w:rFonts w:ascii="Newsreader Display" w:hAnsi="Newsreader Display" w:cs="Newsreader Display"/>
       <w:color w:val="000000" w:themeColor="text1"/>
     </w:rPr>
     <w:tblPr>
@@ -9265,7 +9264,7 @@
       <w:spacing w:after="0" w:line="240" w:lineRule="auto"/>
     </w:pPr>
     <w:rPr>
-      <w:rFonts w:asciiTheme="majorHAnsi" w:eastAsiaTheme="majorEastAsia" w:hAnsiTheme="majorHAnsi" w:cstheme="majorBidi"/>
+      <w:rFonts w:ascii="Newsreader Display" w:hAnsi="Newsreader Display" w:cs="Newsreader Display"/>
       <w:color w:val="000000" w:themeColor="text1"/>
     </w:rPr>
     <w:tblPr>
@@ -13180,27 +13179,27 @@
       <w:spacing w:before="0" w:after="80" w:line="288" w:lineRule="auto"/>
     </w:pPr>
     <w:rPr>
-      <w:rFonts w:ascii="Inter" w:hAnsi="Inter" w:cs="Inter" w:eastAsia="Inter"/>
+      <w:rFonts w:ascii="Public Sans" w:hAnsi="Public Sans" w:cs="Public Sans" w:eastAsia="Public Sans"/>
       <w:b/>
       <w:i w:val="0"/>
       <w:caps/>
-      <w:color w:val="9A6510"/>
-      <w:sz w:val="16"/>
-      <w:spacing w:val="32"/>
+      <w:color w:val="8A5A0C"/>
+      <w:sz w:val="15"/>
+      <w:spacing w:val="12"/>
     </w:rPr>
   </w:style>
   <w:style w:type="paragraph" w:customStyle="1" w:styleId="Lead">
     <w:name w:val="Lead"/>
     <w:basedOn w:val="Normal"/>
     <w:pPr>
-      <w:spacing w:before="0" w:after="200" w:line="336" w:lineRule="auto"/>
+      <w:spacing w:before="0" w:after="240" w:line="331" w:lineRule="auto"/>
     </w:pPr>
     <w:rPr>
-      <w:rFonts w:ascii="Source Serif 4" w:hAnsi="Source Serif 4" w:cs="Source Serif 4" w:eastAsia="Source Serif 4"/>
+      <w:rFonts w:ascii="Newsreader Text" w:hAnsi="Newsreader Text" w:cs="Newsreader Text" w:eastAsia="Newsreader Text"/>
       <w:b w:val="0"/>
       <w:i w:val="0"/>
       <w:color w:val="103428"/>
-      <w:sz w:val="25"/>
+      <w:sz w:val="26"/>
     </w:rPr>
   </w:style>
   <w:style w:type="paragraph" w:customStyle="1" w:styleId="Small">
@@ -13210,7 +13209,7 @@
       <w:spacing w:before="0" w:after="40" w:line="300" w:lineRule="auto"/>
     </w:pPr>
     <w:rPr>
-      <w:rFonts w:ascii="Inter" w:hAnsi="Inter" w:cs="Inter" w:eastAsia="Inter"/>
+      <w:rFonts w:ascii="Public Sans" w:hAnsi="Public Sans" w:cs="Public Sans" w:eastAsia="Public Sans"/>
       <w:b w:val="0"/>
       <w:i w:val="0"/>
       <w:color w:val="5F6662"/>
@@ -13224,7 +13223,7 @@
       <w:spacing w:before="20" w:after="20" w:line="276" w:lineRule="auto"/>
     </w:pPr>
     <w:rPr>
-      <w:rFonts w:ascii="Inter" w:hAnsi="Inter" w:cs="Inter" w:eastAsia="Inter"/>
+      <w:rFonts w:ascii="Public Sans" w:hAnsi="Public Sans" w:cs="Public Sans" w:eastAsia="Public Sans"/>
       <w:b w:val="0"/>
       <w:i w:val="0"/>
       <w:color w:val="1B201E"/>
@@ -13238,13 +13237,13 @@
       <w:spacing w:before="40" w:after="40" w:line="264" w:lineRule="auto"/>
     </w:pPr>
     <w:rPr>
-      <w:rFonts w:ascii="Inter" w:hAnsi="Inter" w:cs="Inter" w:eastAsia="Inter"/>
+      <w:rFonts w:ascii="Public Sans" w:hAnsi="Public Sans" w:cs="Public Sans" w:eastAsia="Public Sans"/>
       <w:b/>
       <w:i w:val="0"/>
       <w:caps/>
       <w:color w:val="103428"/>
-      <w:sz w:val="16"/>
-      <w:spacing w:val="12"/>
+      <w:sz w:val="15"/>
+      <w:spacing w:val="10"/>
     </w:rPr>
   </w:style>
 </w:styles>
